--- a/Fonte_Sigilosa/대본/8부/8화_Quintela_aperta_o_cerco.docx
+++ b/Fonte_Sigilosa/대본/8부/8화_Quintela_aperta_o_cerco.docx
@@ -1633,7 +1633,7 @@
           <w:color w:val="1A1A1A"/>
           <w:sz w:val="22"/>
         </w:rPr>
-        <w:t xml:space="preserve">   Anteontem, na Sala São Paulo. Na porta da cozinha. Fumando.</w:t>
+        <w:t xml:space="preserve">   Ontem à noite, na Sala São Paulo. Na porta da cozinha. Fumando.</w:t>
       </w:r>
     </w:p>
     <w:p>
@@ -1648,7 +1648,7 @@
           <w:color w:val="808080"/>
           <w:sz w:val="18"/>
         </w:rPr>
-        <w:t>그저께 살라 상파울루에서요. 주방 문 앞에서. 담배 피우고 있었어요.</w:t>
+        <w:t>어젯밤 살라 상파울루에서요. 주방 문 앞에서. 담배 피우고 있었어요.</w:t>
       </w:r>
     </w:p>
     <w:p>
